--- a/participant/10_internal_financial_and_risk_report.docx
+++ b/participant/10_internal_financial_and_risk_report.docx
@@ -2189,7 +2189,7 @@
           <w:i w:val="0"/>
           <w:sz w:val="22"/>
         </w:rPr>
-        <w:t>Bank records show six transfers to Vertex Labs LLP. Four have purchase orders. Two, totalling INR 6.4 million, are supported only by pro forma invoices. Vendor quotes supplied by Vertex Labs total INR 19.8 million, leaving INR 4.3 million unexplained at report date. On 18 September, Vertex Labs refunded INR 3.2 million marked 'unused hardware reserve'. No evidence traces funds to Aarav personally.</w:t>
+        <w:t>Bank records show six transfers to Vertex Labs LLP. Four have purchase orders. Two, totalling INR 6.4 million, are supported only by pro forma invoices. Vendor quotes supplied by Vertex Labs total INR 19.8 million, leaving INR 4.3 million unexplained at report date. The report records no refund as at 10 September. No evidence in the report traces funds to Aarav personally.</w:t>
       </w:r>
     </w:p>
     <w:p>
